--- a/doc/readme/TableInserter使用说明_V1.2.docx
+++ b/doc/readme/TableInserter使用说明_V1.2.docx
@@ -191,7 +191,7 @@
                 <w:sz w:val="20"/>
                 <w:lang w:eastAsia="zh-CN"/>
               </w:rPr>
-              <w:t>1</w:t>
+              <w:t>2</w:t>
             </w:r>
           </w:p>
         </w:tc>
@@ -25781,7 +25781,7 @@
           <v:shape id="_x0000_i1025" type="#_x0000_t75" style="width:76.5pt;height:56.25pt" o:ole="">
             <v:imagedata r:id="rId16" o:title=""/>
           </v:shape>
-          <o:OLEObject Type="Embed" ProgID="Excel.Sheet.12" ShapeID="_x0000_i1025" DrawAspect="Icon" ObjectID="_1846843078" r:id="rId17"/>
+          <o:OLEObject Type="Embed" ProgID="Excel.Sheet.12" ShapeID="_x0000_i1025" DrawAspect="Icon" ObjectID="_1846843979" r:id="rId17"/>
         </w:object>
       </w:r>
     </w:p>
@@ -25838,7 +25838,7 @@
           <v:shape id="_x0000_i1026" type="#_x0000_t75" style="width:39pt;height:42pt" o:ole="">
             <v:imagedata r:id="rId18" o:title=""/>
           </v:shape>
-          <o:OLEObject Type="Embed" ProgID="Package" ShapeID="_x0000_i1026" DrawAspect="Content" ObjectID="_1846843079" r:id="rId19"/>
+          <o:OLEObject Type="Embed" ProgID="Package" ShapeID="_x0000_i1026" DrawAspect="Content" ObjectID="_1846843980" r:id="rId19"/>
         </w:object>
       </w:r>
     </w:p>
